--- a/defense/docs/front_matter/FRONT_MATTER_KZ_GOST_2026-08-23.docx
+++ b/defense/docs/front_matter/FRONT_MATTER_KZ_GOST_2026-08-23.docx
@@ -229,7 +229,7 @@
       <w:pPr>
         <w:spacing w:line="240" w:lineRule="auto" w:before="0" w:after="0"/>
         <w:ind w:firstLine="0" w:left="4819"/>
-        <w:jc w:val="left"/>
+        <w:jc w:val="right"/>
       </w:pPr>
       <w:r>
         <w:rPr>
@@ -246,7 +246,7 @@
       <w:pPr>
         <w:spacing w:line="240" w:lineRule="auto" w:before="0" w:after="0"/>
         <w:ind w:firstLine="0" w:left="4819"/>
-        <w:jc w:val="left"/>
+        <w:jc w:val="right"/>
       </w:pPr>
       <w:r>
         <w:rPr>
@@ -263,7 +263,7 @@
       <w:pPr>
         <w:spacing w:line="240" w:lineRule="auto" w:before="0" w:after="0"/>
         <w:ind w:firstLine="0" w:left="4819"/>
-        <w:jc w:val="left"/>
+        <w:jc w:val="right"/>
       </w:pPr>
       <w:r>
         <w:rPr>
@@ -280,7 +280,7 @@
       <w:pPr>
         <w:spacing w:line="240" w:lineRule="auto" w:before="0" w:after="0"/>
         <w:ind w:firstLine="0" w:left="4819"/>
-        <w:jc w:val="left"/>
+        <w:jc w:val="right"/>
       </w:pPr>
       <w:r>
         <w:rPr>
@@ -297,14 +297,14 @@
       <w:pPr>
         <w:spacing w:line="240" w:lineRule="auto" w:before="0" w:after="0"/>
         <w:ind w:firstLine="0" w:left="4819"/>
-        <w:jc w:val="left"/>
+        <w:jc w:val="right"/>
       </w:pPr>
     </w:p>
     <w:p>
       <w:pPr>
         <w:spacing w:line="240" w:lineRule="auto" w:before="0" w:after="0"/>
         <w:ind w:firstLine="0" w:left="4819"/>
-        <w:jc w:val="left"/>
+        <w:jc w:val="right"/>
       </w:pPr>
       <w:r>
         <w:rPr>
@@ -321,7 +321,7 @@
       <w:pPr>
         <w:spacing w:line="240" w:lineRule="auto" w:before="0" w:after="0"/>
         <w:ind w:firstLine="0" w:left="4819"/>
-        <w:jc w:val="left"/>
+        <w:jc w:val="right"/>
       </w:pPr>
       <w:r>
         <w:rPr>
@@ -338,7 +338,7 @@
       <w:pPr>
         <w:spacing w:line="240" w:lineRule="auto" w:before="0" w:after="0"/>
         <w:ind w:firstLine="0" w:left="4819"/>
-        <w:jc w:val="left"/>
+        <w:jc w:val="right"/>
       </w:pPr>
       <w:r>
         <w:rPr>
@@ -436,7 +436,7 @@
           <w:tab w:pos="9638" w:val="right" w:leader="dot"/>
         </w:tabs>
         <w:spacing w:after="40" w:line="240" w:lineRule="auto"/>
-        <w:ind w:left="0" w:firstLine="0"/>
+        <w:ind w:left="0" w:right="680" w:firstLine="0"/>
         <w:jc w:val="left"/>
       </w:pPr>
       <w:r>
@@ -467,7 +467,7 @@
           <w:tab w:pos="9638" w:val="right" w:leader="dot"/>
         </w:tabs>
         <w:spacing w:after="40" w:line="240" w:lineRule="auto"/>
-        <w:ind w:left="0" w:firstLine="0"/>
+        <w:ind w:left="0" w:right="680" w:firstLine="0"/>
         <w:jc w:val="left"/>
       </w:pPr>
       <w:r>
@@ -498,7 +498,7 @@
           <w:tab w:pos="9638" w:val="right" w:leader="dot"/>
         </w:tabs>
         <w:spacing w:after="40" w:line="240" w:lineRule="auto"/>
-        <w:ind w:left="0" w:firstLine="0"/>
+        <w:ind w:left="0" w:right="680" w:firstLine="0"/>
         <w:jc w:val="left"/>
       </w:pPr>
       <w:r>
@@ -529,7 +529,7 @@
           <w:tab w:pos="9638" w:val="right" w:leader="dot"/>
         </w:tabs>
         <w:spacing w:after="40" w:line="240" w:lineRule="auto"/>
-        <w:ind w:left="0" w:firstLine="0"/>
+        <w:ind w:left="0" w:right="680" w:firstLine="0"/>
         <w:jc w:val="left"/>
       </w:pPr>
       <w:r>
@@ -560,7 +560,7 @@
           <w:tab w:pos="9638" w:val="right" w:leader="dot"/>
         </w:tabs>
         <w:spacing w:after="40" w:line="240" w:lineRule="auto"/>
-        <w:ind w:left="0" w:firstLine="0"/>
+        <w:ind w:left="0" w:right="680" w:firstLine="0"/>
         <w:jc w:val="left"/>
       </w:pPr>
       <w:r>
@@ -591,7 +591,7 @@
           <w:tab w:pos="9638" w:val="right" w:leader="dot"/>
         </w:tabs>
         <w:spacing w:after="40" w:line="240" w:lineRule="auto"/>
-        <w:ind w:left="0" w:firstLine="0"/>
+        <w:ind w:left="0" w:right="680" w:firstLine="0"/>
         <w:jc w:val="left"/>
       </w:pPr>
       <w:r>
@@ -622,7 +622,7 @@
           <w:tab w:pos="9638" w:val="right" w:leader="dot"/>
         </w:tabs>
         <w:spacing w:after="40" w:line="240" w:lineRule="auto"/>
-        <w:ind w:left="0" w:firstLine="0"/>
+        <w:ind w:left="0" w:right="680" w:firstLine="0"/>
         <w:jc w:val="left"/>
       </w:pPr>
       <w:r>
@@ -653,7 +653,7 @@
           <w:tab w:pos="9638" w:val="right" w:leader="dot"/>
         </w:tabs>
         <w:spacing w:after="40" w:line="240" w:lineRule="auto"/>
-        <w:ind w:left="0" w:firstLine="0"/>
+        <w:ind w:left="0" w:right="680" w:firstLine="0"/>
         <w:jc w:val="left"/>
       </w:pPr>
       <w:r>
@@ -684,7 +684,7 @@
           <w:tab w:pos="9638" w:val="right" w:leader="dot"/>
         </w:tabs>
         <w:spacing w:after="40" w:line="240" w:lineRule="auto"/>
-        <w:ind w:left="0" w:firstLine="0"/>
+        <w:ind w:left="0" w:right="680" w:firstLine="0"/>
         <w:jc w:val="left"/>
       </w:pPr>
       <w:r>
@@ -715,7 +715,7 @@
           <w:tab w:pos="9638" w:val="right" w:leader="dot"/>
         </w:tabs>
         <w:spacing w:after="40" w:line="240" w:lineRule="auto"/>
-        <w:ind w:left="0" w:firstLine="0"/>
+        <w:ind w:left="0" w:right="680" w:firstLine="0"/>
         <w:jc w:val="left"/>
       </w:pPr>
       <w:r>
@@ -746,7 +746,7 @@
           <w:tab w:pos="9638" w:val="right" w:leader="dot"/>
         </w:tabs>
         <w:spacing w:after="40" w:line="240" w:lineRule="auto"/>
-        <w:ind w:left="397" w:firstLine="0"/>
+        <w:ind w:left="397" w:right="680" w:firstLine="0"/>
         <w:jc w:val="left"/>
       </w:pPr>
       <w:r>
@@ -777,7 +777,7 @@
           <w:tab w:pos="9638" w:val="right" w:leader="dot"/>
         </w:tabs>
         <w:spacing w:after="40" w:line="240" w:lineRule="auto"/>
-        <w:ind w:left="0" w:firstLine="0"/>
+        <w:ind w:left="0" w:right="680" w:firstLine="0"/>
         <w:jc w:val="left"/>
       </w:pPr>
       <w:r>
@@ -808,7 +808,7 @@
           <w:tab w:pos="9638" w:val="right" w:leader="dot"/>
         </w:tabs>
         <w:spacing w:after="40" w:line="240" w:lineRule="auto"/>
-        <w:ind w:left="0" w:firstLine="0"/>
+        <w:ind w:left="0" w:right="680" w:firstLine="0"/>
         <w:jc w:val="left"/>
       </w:pPr>
       <w:r>
@@ -839,7 +839,7 @@
           <w:tab w:pos="9638" w:val="right" w:leader="dot"/>
         </w:tabs>
         <w:spacing w:after="40" w:line="240" w:lineRule="auto"/>
-        <w:ind w:left="0" w:firstLine="0"/>
+        <w:ind w:left="0" w:right="680" w:firstLine="0"/>
         <w:jc w:val="left"/>
       </w:pPr>
       <w:r>
@@ -861,7 +861,7 @@
           <w:u w:val="none"/>
         </w:rPr>
         <w:tab/>
-        <w:t>34</w:t>
+        <w:t>31</w:t>
       </w:r>
     </w:p>
     <w:p>
@@ -870,7 +870,7 @@
           <w:tab w:pos="9638" w:val="right" w:leader="dot"/>
         </w:tabs>
         <w:spacing w:after="40" w:line="240" w:lineRule="auto"/>
-        <w:ind w:left="0" w:firstLine="0"/>
+        <w:ind w:left="0" w:right="680" w:firstLine="0"/>
         <w:jc w:val="left"/>
       </w:pPr>
       <w:r>
@@ -892,7 +892,7 @@
           <w:u w:val="none"/>
         </w:rPr>
         <w:tab/>
-        <w:t>37</w:t>
+        <w:t>34</w:t>
       </w:r>
     </w:p>
     <w:p>
@@ -901,7 +901,7 @@
           <w:tab w:pos="9638" w:val="right" w:leader="dot"/>
         </w:tabs>
         <w:spacing w:after="40" w:line="240" w:lineRule="auto"/>
-        <w:ind w:left="0" w:firstLine="0"/>
+        <w:ind w:left="0" w:right="680" w:firstLine="0"/>
         <w:jc w:val="left"/>
       </w:pPr>
       <w:r>
@@ -923,7 +923,7 @@
           <w:u w:val="none"/>
         </w:rPr>
         <w:tab/>
-        <w:t>40</w:t>
+        <w:t>36</w:t>
       </w:r>
     </w:p>
     <w:p>
@@ -932,7 +932,7 @@
           <w:tab w:pos="9638" w:val="right" w:leader="dot"/>
         </w:tabs>
         <w:spacing w:after="40" w:line="240" w:lineRule="auto"/>
-        <w:ind w:left="0" w:firstLine="0"/>
+        <w:ind w:left="0" w:right="680" w:firstLine="0"/>
         <w:jc w:val="left"/>
       </w:pPr>
       <w:r>
@@ -954,7 +954,7 @@
           <w:u w:val="none"/>
         </w:rPr>
         <w:tab/>
-        <w:t>43</w:t>
+        <w:t>39</w:t>
       </w:r>
     </w:p>
     <w:p>
@@ -963,7 +963,7 @@
           <w:tab w:pos="9638" w:val="right" w:leader="dot"/>
         </w:tabs>
         <w:spacing w:after="40" w:line="240" w:lineRule="auto"/>
-        <w:ind w:left="0" w:firstLine="0"/>
+        <w:ind w:left="0" w:right="680" w:firstLine="0"/>
         <w:jc w:val="left"/>
       </w:pPr>
       <w:r>
@@ -985,7 +985,7 @@
           <w:u w:val="none"/>
         </w:rPr>
         <w:tab/>
-        <w:t>46</w:t>
+        <w:t>42</w:t>
       </w:r>
     </w:p>
     <w:p>
@@ -994,7 +994,7 @@
           <w:tab w:pos="9638" w:val="right" w:leader="dot"/>
         </w:tabs>
         <w:spacing w:after="40" w:line="240" w:lineRule="auto"/>
-        <w:ind w:left="397" w:firstLine="0"/>
+        <w:ind w:left="397" w:right="680" w:firstLine="0"/>
         <w:jc w:val="left"/>
       </w:pPr>
       <w:r>
@@ -1016,7 +1016,7 @@
           <w:u w:val="none"/>
         </w:rPr>
         <w:tab/>
-        <w:t>49</w:t>
+        <w:t>46</w:t>
       </w:r>
     </w:p>
     <w:p>
@@ -1025,7 +1025,7 @@
           <w:tab w:pos="9638" w:val="right" w:leader="dot"/>
         </w:tabs>
         <w:spacing w:after="40" w:line="240" w:lineRule="auto"/>
-        <w:ind w:left="0" w:firstLine="0"/>
+        <w:ind w:left="0" w:right="680" w:firstLine="0"/>
         <w:jc w:val="left"/>
       </w:pPr>
       <w:r>
@@ -1047,7 +1047,7 @@
           <w:u w:val="none"/>
         </w:rPr>
         <w:tab/>
-        <w:t>51</w:t>
+        <w:t>47</w:t>
       </w:r>
     </w:p>
     <w:p>
@@ -1056,7 +1056,7 @@
           <w:tab w:pos="9638" w:val="right" w:leader="dot"/>
         </w:tabs>
         <w:spacing w:after="40" w:line="240" w:lineRule="auto"/>
-        <w:ind w:left="0" w:firstLine="0"/>
+        <w:ind w:left="0" w:right="680" w:firstLine="0"/>
         <w:jc w:val="left"/>
       </w:pPr>
       <w:r>
@@ -1078,7 +1078,7 @@
           <w:u w:val="none"/>
         </w:rPr>
         <w:tab/>
-        <w:t>51</w:t>
+        <w:t>47</w:t>
       </w:r>
     </w:p>
     <w:p>
@@ -1087,7 +1087,7 @@
           <w:tab w:pos="9638" w:val="right" w:leader="dot"/>
         </w:tabs>
         <w:spacing w:after="40" w:line="240" w:lineRule="auto"/>
-        <w:ind w:left="0" w:firstLine="0"/>
+        <w:ind w:left="0" w:right="680" w:firstLine="0"/>
         <w:jc w:val="left"/>
       </w:pPr>
       <w:r>
@@ -1109,7 +1109,7 @@
           <w:u w:val="none"/>
         </w:rPr>
         <w:tab/>
-        <w:t>56</w:t>
+        <w:t>52</w:t>
       </w:r>
     </w:p>
     <w:p>
@@ -1118,7 +1118,7 @@
           <w:tab w:pos="9638" w:val="right" w:leader="dot"/>
         </w:tabs>
         <w:spacing w:after="40" w:line="240" w:lineRule="auto"/>
-        <w:ind w:left="0" w:firstLine="0"/>
+        <w:ind w:left="0" w:right="680" w:firstLine="0"/>
         <w:jc w:val="left"/>
       </w:pPr>
       <w:r>
@@ -1140,7 +1140,7 @@
           <w:u w:val="none"/>
         </w:rPr>
         <w:tab/>
-        <w:t>62</w:t>
+        <w:t>57</w:t>
       </w:r>
     </w:p>
     <w:p>
@@ -1149,7 +1149,7 @@
           <w:tab w:pos="9638" w:val="right" w:leader="dot"/>
         </w:tabs>
         <w:spacing w:after="40" w:line="240" w:lineRule="auto"/>
-        <w:ind w:left="0" w:firstLine="0"/>
+        <w:ind w:left="0" w:right="680" w:firstLine="0"/>
         <w:jc w:val="left"/>
       </w:pPr>
       <w:r>
@@ -1171,7 +1171,7 @@
           <w:u w:val="none"/>
         </w:rPr>
         <w:tab/>
-        <w:t>67</w:t>
+        <w:t>62</w:t>
       </w:r>
     </w:p>
     <w:p>
@@ -1180,7 +1180,7 @@
           <w:tab w:pos="9638" w:val="right" w:leader="dot"/>
         </w:tabs>
         <w:spacing w:after="40" w:line="240" w:lineRule="auto"/>
-        <w:ind w:left="0" w:firstLine="0"/>
+        <w:ind w:left="0" w:right="680" w:firstLine="0"/>
         <w:jc w:val="left"/>
       </w:pPr>
       <w:r>
@@ -1202,7 +1202,7 @@
           <w:u w:val="none"/>
         </w:rPr>
         <w:tab/>
-        <w:t>70</w:t>
+        <w:t>65</w:t>
       </w:r>
     </w:p>
     <w:p>
@@ -1211,7 +1211,7 @@
           <w:tab w:pos="9638" w:val="right" w:leader="dot"/>
         </w:tabs>
         <w:spacing w:after="40" w:line="240" w:lineRule="auto"/>
-        <w:ind w:left="0" w:firstLine="0"/>
+        <w:ind w:left="0" w:right="680" w:firstLine="0"/>
         <w:jc w:val="left"/>
       </w:pPr>
       <w:r>
@@ -1233,7 +1233,7 @@
           <w:u w:val="none"/>
         </w:rPr>
         <w:tab/>
-        <w:t>75</w:t>
+        <w:t>70</w:t>
       </w:r>
     </w:p>
     <w:p>
@@ -1242,7 +1242,7 @@
           <w:tab w:pos="9638" w:val="right" w:leader="dot"/>
         </w:tabs>
         <w:spacing w:after="40" w:line="240" w:lineRule="auto"/>
-        <w:ind w:left="0" w:firstLine="0"/>
+        <w:ind w:left="0" w:right="680" w:firstLine="0"/>
         <w:jc w:val="left"/>
       </w:pPr>
       <w:r>
@@ -1264,7 +1264,7 @@
           <w:u w:val="none"/>
         </w:rPr>
         <w:tab/>
-        <w:t>79</w:t>
+        <w:t>74</w:t>
       </w:r>
     </w:p>
     <w:p>
@@ -1273,7 +1273,7 @@
           <w:tab w:pos="9638" w:val="right" w:leader="dot"/>
         </w:tabs>
         <w:spacing w:after="40" w:line="240" w:lineRule="auto"/>
-        <w:ind w:left="0" w:firstLine="0"/>
+        <w:ind w:left="0" w:right="680" w:firstLine="0"/>
         <w:jc w:val="left"/>
       </w:pPr>
       <w:r>
@@ -1295,7 +1295,7 @@
           <w:u w:val="none"/>
         </w:rPr>
         <w:tab/>
-        <w:t>81</w:t>
+        <w:t>76</w:t>
       </w:r>
     </w:p>
     <w:p>
@@ -1304,7 +1304,7 @@
           <w:tab w:pos="9638" w:val="right" w:leader="dot"/>
         </w:tabs>
         <w:spacing w:after="40" w:line="240" w:lineRule="auto"/>
-        <w:ind w:left="0" w:firstLine="0"/>
+        <w:ind w:left="0" w:right="680" w:firstLine="0"/>
         <w:jc w:val="left"/>
       </w:pPr>
       <w:r>
@@ -1326,7 +1326,7 @@
           <w:u w:val="none"/>
         </w:rPr>
         <w:tab/>
-        <w:t>86</w:t>
+        <w:t>81</w:t>
       </w:r>
     </w:p>
     <w:p>
@@ -1335,7 +1335,7 @@
           <w:tab w:pos="9638" w:val="right" w:leader="dot"/>
         </w:tabs>
         <w:spacing w:after="40" w:line="240" w:lineRule="auto"/>
-        <w:ind w:left="397" w:firstLine="0"/>
+        <w:ind w:left="397" w:right="680" w:firstLine="0"/>
         <w:jc w:val="left"/>
       </w:pPr>
       <w:r>
@@ -1357,7 +1357,7 @@
           <w:u w:val="none"/>
         </w:rPr>
         <w:tab/>
-        <w:t>88</w:t>
+        <w:t>83</w:t>
       </w:r>
     </w:p>
     <w:p>
@@ -1366,7 +1366,7 @@
           <w:tab w:pos="9638" w:val="right" w:leader="dot"/>
         </w:tabs>
         <w:spacing w:after="40" w:line="240" w:lineRule="auto"/>
-        <w:ind w:left="0" w:firstLine="0"/>
+        <w:ind w:left="0" w:right="680" w:firstLine="0"/>
         <w:jc w:val="left"/>
       </w:pPr>
       <w:r>
@@ -1388,7 +1388,7 @@
           <w:u w:val="none"/>
         </w:rPr>
         <w:tab/>
-        <w:t>90</w:t>
+        <w:t>85</w:t>
       </w:r>
     </w:p>
     <w:p>
@@ -1397,7 +1397,7 @@
           <w:tab w:pos="9638" w:val="right" w:leader="dot"/>
         </w:tabs>
         <w:spacing w:after="40" w:line="240" w:lineRule="auto"/>
-        <w:ind w:left="0" w:firstLine="0"/>
+        <w:ind w:left="0" w:right="680" w:firstLine="0"/>
         <w:jc w:val="left"/>
       </w:pPr>
       <w:r>
@@ -1419,7 +1419,7 @@
           <w:u w:val="none"/>
         </w:rPr>
         <w:tab/>
-        <w:t>90</w:t>
+        <w:t>85</w:t>
       </w:r>
     </w:p>
     <w:p>
@@ -1428,7 +1428,7 @@
           <w:tab w:pos="9638" w:val="right" w:leader="dot"/>
         </w:tabs>
         <w:spacing w:after="40" w:line="240" w:lineRule="auto"/>
-        <w:ind w:left="0" w:firstLine="0"/>
+        <w:ind w:left="0" w:right="680" w:firstLine="0"/>
         <w:jc w:val="left"/>
       </w:pPr>
       <w:r>
@@ -1450,7 +1450,7 @@
           <w:u w:val="none"/>
         </w:rPr>
         <w:tab/>
-        <w:t>92</w:t>
+        <w:t>87</w:t>
       </w:r>
     </w:p>
     <w:p>
@@ -1459,7 +1459,7 @@
           <w:tab w:pos="9638" w:val="right" w:leader="dot"/>
         </w:tabs>
         <w:spacing w:after="40" w:line="240" w:lineRule="auto"/>
-        <w:ind w:left="0" w:firstLine="0"/>
+        <w:ind w:left="0" w:right="680" w:firstLine="0"/>
         <w:jc w:val="left"/>
       </w:pPr>
       <w:r>
@@ -1481,7 +1481,7 @@
           <w:u w:val="none"/>
         </w:rPr>
         <w:tab/>
-        <w:t>93</w:t>
+        <w:t>88</w:t>
       </w:r>
     </w:p>
     <w:p>
@@ -1490,7 +1490,7 @@
           <w:tab w:pos="9638" w:val="right" w:leader="dot"/>
         </w:tabs>
         <w:spacing w:after="40" w:line="240" w:lineRule="auto"/>
-        <w:ind w:left="0" w:firstLine="0"/>
+        <w:ind w:left="0" w:right="680" w:firstLine="0"/>
         <w:jc w:val="left"/>
       </w:pPr>
       <w:r>
@@ -1512,7 +1512,7 @@
           <w:u w:val="none"/>
         </w:rPr>
         <w:tab/>
-        <w:t>95</w:t>
+        <w:t>90</w:t>
       </w:r>
     </w:p>
     <w:p>
@@ -1521,7 +1521,7 @@
           <w:tab w:pos="9638" w:val="right" w:leader="dot"/>
         </w:tabs>
         <w:spacing w:after="40" w:line="240" w:lineRule="auto"/>
-        <w:ind w:left="397" w:firstLine="0"/>
+        <w:ind w:left="397" w:right="680" w:firstLine="0"/>
         <w:jc w:val="left"/>
       </w:pPr>
       <w:r>
@@ -1543,7 +1543,7 @@
           <w:u w:val="none"/>
         </w:rPr>
         <w:tab/>
-        <w:t>97</w:t>
+        <w:t>92</w:t>
       </w:r>
     </w:p>
     <w:p>
@@ -1552,7 +1552,7 @@
           <w:tab w:pos="9638" w:val="right" w:leader="dot"/>
         </w:tabs>
         <w:spacing w:after="40" w:line="240" w:lineRule="auto"/>
-        <w:ind w:left="0" w:firstLine="0"/>
+        <w:ind w:left="0" w:right="680" w:firstLine="0"/>
         <w:jc w:val="left"/>
       </w:pPr>
       <w:r>
@@ -1574,7 +1574,7 @@
           <w:u w:val="none"/>
         </w:rPr>
         <w:tab/>
-        <w:t>98</w:t>
+        <w:t>93</w:t>
       </w:r>
     </w:p>
     <w:p>
@@ -1583,7 +1583,7 @@
           <w:tab w:pos="9638" w:val="right" w:leader="dot"/>
         </w:tabs>
         <w:spacing w:after="40" w:line="240" w:lineRule="auto"/>
-        <w:ind w:left="0" w:firstLine="0"/>
+        <w:ind w:left="0" w:right="680" w:firstLine="0"/>
         <w:jc w:val="left"/>
       </w:pPr>
       <w:r>
@@ -1605,7 +1605,7 @@
           <w:u w:val="none"/>
         </w:rPr>
         <w:tab/>
-        <w:t>101</w:t>
+        <w:t>96</w:t>
       </w:r>
     </w:p>
     <w:p>
@@ -1614,7 +1614,7 @@
           <w:tab w:pos="9638" w:val="right" w:leader="dot"/>
         </w:tabs>
         <w:spacing w:after="40" w:line="240" w:lineRule="auto"/>
-        <w:ind w:left="0" w:firstLine="0"/>
+        <w:ind w:left="0" w:right="680" w:firstLine="0"/>
         <w:jc w:val="left"/>
       </w:pPr>
       <w:r>
@@ -1625,7 +1625,58 @@
           <w:sz w:val="28"/>
           <w:u w:val="none"/>
         </w:rPr>
-        <w:t>ҚОСЫМША А – Алдын ала өңдеу конвейерінің бастапқы коды</w:t>
+        <w:t>ҚОСЫМША А</w:t>
+      </w:r>
+      <w:r>
+        <w:rPr>
+          <w:rFonts w:ascii="Times New Roman" w:hAnsi="Times New Roman" w:cs="Times New Roman" w:eastAsia="Times New Roman"/>
+          <w:b w:val="0"/>
+          <w:i w:val="0"/>
+          <w:sz w:val="28"/>
+          <w:u w:val="none"/>
+        </w:rPr>
+        <w:t xml:space="preserve"> – Алдын ала өңдеу конвейерінің бастапқы коды</w:t>
+      </w:r>
+      <w:r>
+        <w:rPr>
+          <w:rFonts w:ascii="Times New Roman" w:hAnsi="Times New Roman" w:cs="Times New Roman" w:eastAsia="Times New Roman"/>
+          <w:b/>
+          <w:i w:val="0"/>
+          <w:sz w:val="28"/>
+          <w:u w:val="none"/>
+        </w:rPr>
+        <w:tab/>
+        <w:t>105</w:t>
+      </w:r>
+    </w:p>
+    <w:p>
+      <w:pPr>
+        <w:tabs>
+          <w:tab w:pos="9638" w:val="right" w:leader="dot"/>
+        </w:tabs>
+        <w:spacing w:after="40" w:line="240" w:lineRule="auto"/>
+        <w:ind w:left="0" w:right="680" w:firstLine="0"/>
+        <w:jc w:val="left"/>
+      </w:pPr>
+      <w:r>
+        <w:rPr>
+          <w:rFonts w:ascii="Times New Roman" w:hAnsi="Times New Roman" w:cs="Times New Roman" w:eastAsia="Times New Roman"/>
+          <w:b/>
+          <w:i w:val="0"/>
+          <w:sz w:val="28"/>
+          <w:u w:val="none"/>
+        </w:rPr>
+        <w:t>ҚОСЫМША Ә</w:t>
+      </w:r>
+      <w:r>
+        <w:rPr>
+          <w:rFonts w:ascii="Times New Roman" w:hAnsi="Times New Roman" w:cs="Times New Roman" w:eastAsia="Times New Roman"/>
+          <w:b w:val="0"/>
+          <w:i w:val="0"/>
+          <w:sz w:val="28"/>
+          <w:u w:val="none"/>
+        </w:rPr>
+        <w:t xml:space="preserve"> – Қосымша нәтижелер және шатасу матрицалары</w:t>
       </w:r>
       <w:r>
         <w:rPr>
@@ -1645,7 +1696,7 @@
           <w:tab w:pos="9638" w:val="right" w:leader="dot"/>
         </w:tabs>
         <w:spacing w:after="40" w:line="240" w:lineRule="auto"/>
-        <w:ind w:left="0" w:firstLine="0"/>
+        <w:ind w:left="0" w:right="680" w:firstLine="0"/>
         <w:jc w:val="left"/>
       </w:pPr>
       <w:r>
@@ -1656,7 +1707,17 @@
           <w:sz w:val="28"/>
           <w:u w:val="none"/>
         </w:rPr>
-        <w:t>ҚОСЫМША Ә – Қосымша нәтижелер және шатасу матрицалары</w:t>
+        <w:t>ҚОСЫМША Б</w:t>
+      </w:r>
+      <w:r>
+        <w:rPr>
+          <w:rFonts w:ascii="Times New Roman" w:hAnsi="Times New Roman" w:cs="Times New Roman" w:eastAsia="Times New Roman"/>
+          <w:b w:val="0"/>
+          <w:i w:val="0"/>
+          <w:sz w:val="28"/>
+          <w:u w:val="none"/>
+        </w:rPr>
+        <w:t xml:space="preserve"> – Жүйе архитектурасы және жұмыс істеп тұрған демонстратор</w:t>
       </w:r>
       <w:r>
         <w:rPr>
@@ -1667,7 +1728,7 @@
           <w:u w:val="none"/>
         </w:rPr>
         <w:tab/>
-        <w:t>115</w:t>
+        <w:t>116</w:t>
       </w:r>
     </w:p>
     <w:p>
@@ -1676,7 +1737,7 @@
           <w:tab w:pos="9638" w:val="right" w:leader="dot"/>
         </w:tabs>
         <w:spacing w:after="40" w:line="240" w:lineRule="auto"/>
-        <w:ind w:left="0" w:firstLine="0"/>
+        <w:ind w:left="0" w:right="680" w:firstLine="0"/>
         <w:jc w:val="left"/>
       </w:pPr>
       <w:r>
@@ -1687,7 +1748,17 @@
           <w:sz w:val="28"/>
           <w:u w:val="none"/>
         </w:rPr>
-        <w:t>ҚОСЫМША Б – Жүйе архитектурасы және жұмыс істеп тұрған демонстратор</w:t>
+        <w:t>ҚОСЫМША В</w:t>
+      </w:r>
+      <w:r>
+        <w:rPr>
+          <w:rFonts w:ascii="Times New Roman" w:hAnsi="Times New Roman" w:cs="Times New Roman" w:eastAsia="Times New Roman"/>
+          <w:b w:val="0"/>
+          <w:i w:val="0"/>
+          <w:sz w:val="28"/>
+          <w:u w:val="none"/>
+        </w:rPr>
+        <w:t xml:space="preserve"> – Назар карталарының галереясы</w:t>
       </w:r>
       <w:r>
         <w:rPr>
@@ -1698,7 +1769,7 @@
           <w:u w:val="none"/>
         </w:rPr>
         <w:tab/>
-        <w:t>121</w:t>
+        <w:t>125</w:t>
       </w:r>
     </w:p>
     <w:p>
@@ -1707,7 +1778,7 @@
           <w:tab w:pos="9638" w:val="right" w:leader="dot"/>
         </w:tabs>
         <w:spacing w:after="40" w:line="240" w:lineRule="auto"/>
-        <w:ind w:left="0" w:firstLine="0"/>
+        <w:ind w:left="0" w:right="680" w:firstLine="0"/>
         <w:jc w:val="left"/>
       </w:pPr>
       <w:r>
@@ -1718,7 +1789,17 @@
           <w:sz w:val="28"/>
           <w:u w:val="none"/>
         </w:rPr>
-        <w:t>ҚОСЫМША В – Назар карталарының галереясы</w:t>
+        <w:t>ҚОСЫМША Г</w:t>
+      </w:r>
+      <w:r>
+        <w:rPr>
+          <w:rFonts w:ascii="Times New Roman" w:hAnsi="Times New Roman" w:cs="Times New Roman" w:eastAsia="Times New Roman"/>
+          <w:b w:val="0"/>
+          <w:i w:val="0"/>
+          <w:sz w:val="28"/>
+          <w:u w:val="none"/>
+        </w:rPr>
+        <w:t xml:space="preserve"> – Құрылғылық домен ығысуы бойынша қосымша кестелер</w:t>
       </w:r>
       <w:r>
         <w:rPr>
@@ -1729,38 +1810,7 @@
           <w:u w:val="none"/>
         </w:rPr>
         <w:tab/>
-        <w:t>131</w:t>
-      </w:r>
-    </w:p>
-    <w:p>
-      <w:pPr>
-        <w:tabs>
-          <w:tab w:pos="9638" w:val="right" w:leader="dot"/>
-        </w:tabs>
-        <w:spacing w:after="40" w:line="240" w:lineRule="auto"/>
-        <w:ind w:left="0" w:firstLine="0"/>
-        <w:jc w:val="left"/>
-      </w:pPr>
-      <w:r>
-        <w:rPr>
-          <w:rFonts w:ascii="Times New Roman" w:hAnsi="Times New Roman" w:cs="Times New Roman" w:eastAsia="Times New Roman"/>
-          <w:b/>
-          <w:i w:val="0"/>
-          <w:sz w:val="28"/>
-          <w:u w:val="none"/>
-        </w:rPr>
-        <w:t>ҚОСЫМША Г – Құрылғылық домен ығысуы бойынша қосымша кестелер</w:t>
-      </w:r>
-      <w:r>
-        <w:rPr>
-          <w:rFonts w:ascii="Times New Roman" w:hAnsi="Times New Roman" w:cs="Times New Roman" w:eastAsia="Times New Roman"/>
-          <w:b/>
-          <w:i w:val="0"/>
-          <w:sz w:val="28"/>
-          <w:u w:val="none"/>
-        </w:rPr>
-        <w:tab/>
-        <w:t>135</w:t>
+        <w:t>129</w:t>
       </w:r>
     </w:p>
     <w:p>
@@ -2227,50 +2277,6 @@
                 <w:sz w:val="28"/>
                 <w:u w:val="none"/>
               </w:rPr>
-              <w:t>CFC-n</w:t>
-            </w:r>
-          </w:p>
-        </w:tc>
-        <w:tc>
-          <w:tcPr>
-            <w:tcW w:type="dxa" w:w="7824"/>
-          </w:tcPr>
-          <w:p>
-            <w:pPr>
-              <w:spacing w:line="240" w:lineRule="auto" w:after="0"/>
-              <w:ind w:firstLine="0"/>
-            </w:pPr>
-            <w:r>
-              <w:rPr>
-                <w:rFonts w:ascii="Times New Roman" w:hAnsi="Times New Roman" w:cs="Times New Roman" w:eastAsia="Times New Roman"/>
-                <w:b w:val="0"/>
-                <w:i w:val="0"/>
-                <w:sz w:val="28"/>
-                <w:u w:val="none"/>
-              </w:rPr>
-              <w:t>Claim Formulation Constraint n (тұжырымды тұжырымдау шектеуі: мәлімдеменің қандай түрде айтылуы мүмкін екенін реттейтін ереже; CFC-2 сериясы диссертация өзіне тыйым салған тұжырым түрлерін тізеді)</w:t>
-            </w:r>
-          </w:p>
-        </w:tc>
-      </w:tr>
-      <w:tr>
-        <w:tc>
-          <w:tcPr>
-            <w:tcW w:type="dxa" w:w="1814"/>
-          </w:tcPr>
-          <w:p>
-            <w:pPr>
-              <w:spacing w:line="240" w:lineRule="auto" w:after="0"/>
-              <w:ind w:firstLine="0"/>
-            </w:pPr>
-            <w:r>
-              <w:rPr>
-                <w:rFonts w:ascii="Times New Roman" w:hAnsi="Times New Roman" w:cs="Times New Roman" w:eastAsia="Times New Roman"/>
-                <w:b w:val="0"/>
-                <w:i w:val="0"/>
-                <w:sz w:val="28"/>
-                <w:u w:val="none"/>
-              </w:rPr>
               <w:t>CLAHE</w:t>
             </w:r>
           </w:p>
@@ -2447,50 +2453,6 @@
                 <w:sz w:val="28"/>
                 <w:u w:val="none"/>
               </w:rPr>
-              <w:t>DGL-n</w:t>
-            </w:r>
-          </w:p>
-        </w:tc>
-        <w:tc>
-          <w:tcPr>
-            <w:tcW w:type="dxa" w:w="7824"/>
-          </w:tcPr>
-          <w:p>
-            <w:pPr>
-              <w:spacing w:line="240" w:lineRule="auto" w:after="0"/>
-              <w:ind w:firstLine="0"/>
-            </w:pPr>
-            <w:r>
-              <w:rPr>
-                <w:rFonts w:ascii="Times New Roman" w:hAnsi="Times New Roman" w:cs="Times New Roman" w:eastAsia="Times New Roman"/>
-                <w:b w:val="0"/>
-                <w:i w:val="0"/>
-                <w:sz w:val="28"/>
-                <w:u w:val="none"/>
-              </w:rPr>
-              <w:t>Deployment and Generalization Limitation n (енгізу және жалпылау шектеуі: нәтижені ол алынған жағдайлардан тыс қаншалықты тасымалдауға болатынын шектейді)</w:t>
-            </w:r>
-          </w:p>
-        </w:tc>
-      </w:tr>
-      <w:tr>
-        <w:tc>
-          <w:tcPr>
-            <w:tcW w:type="dxa" w:w="1814"/>
-          </w:tcPr>
-          <w:p>
-            <w:pPr>
-              <w:spacing w:line="240" w:lineRule="auto" w:after="0"/>
-              <w:ind w:firstLine="0"/>
-            </w:pPr>
-            <w:r>
-              <w:rPr>
-                <w:rFonts w:ascii="Times New Roman" w:hAnsi="Times New Roman" w:cs="Times New Roman" w:eastAsia="Times New Roman"/>
-                <w:b w:val="0"/>
-                <w:i w:val="0"/>
-                <w:sz w:val="28"/>
-                <w:u w:val="none"/>
-              </w:rPr>
               <w:t>DINO</w:t>
             </w:r>
           </w:p>
@@ -2601,50 +2563,6 @@
                 <w:u w:val="none"/>
               </w:rPr>
               <w:t>Expected Calibration Error</w:t>
-            </w:r>
-          </w:p>
-        </w:tc>
-      </w:tr>
-      <w:tr>
-        <w:tc>
-          <w:tcPr>
-            <w:tcW w:type="dxa" w:w="1814"/>
-          </w:tcPr>
-          <w:p>
-            <w:pPr>
-              <w:spacing w:line="240" w:lineRule="auto" w:after="0"/>
-              <w:ind w:firstLine="0"/>
-            </w:pPr>
-            <w:r>
-              <w:rPr>
-                <w:rFonts w:ascii="Times New Roman" w:hAnsi="Times New Roman" w:cs="Times New Roman" w:eastAsia="Times New Roman"/>
-                <w:b w:val="0"/>
-                <w:i w:val="0"/>
-                <w:sz w:val="28"/>
-                <w:u w:val="none"/>
-              </w:rPr>
-              <w:t>EH-n</w:t>
-            </w:r>
-          </w:p>
-        </w:tc>
-        <w:tc>
-          <w:tcPr>
-            <w:tcW w:type="dxa" w:w="7824"/>
-          </w:tcPr>
-          <w:p>
-            <w:pPr>
-              <w:spacing w:line="240" w:lineRule="auto" w:after="0"/>
-              <w:ind w:firstLine="0"/>
-            </w:pPr>
-            <w:r>
-              <w:rPr>
-                <w:rFonts w:ascii="Times New Roman" w:hAnsi="Times New Roman" w:cs="Times New Roman" w:eastAsia="Times New Roman"/>
-                <w:b w:val="0"/>
-                <w:i w:val="0"/>
-                <w:sz w:val="28"/>
-                <w:u w:val="none"/>
-              </w:rPr>
-              <w:t>Evidence Hierarchy rule n (дәлел иерархиясының ережесі: метрикалардың дәлелдік салмағы бойынша реттелуі және нәтиженің шешуші саналуы үшін қанағаттандыруға тиіс өлшемшарттары)</w:t>
             </w:r>
           </w:p>
         </w:tc>
@@ -3239,50 +3157,6 @@
                 <w:sz w:val="28"/>
                 <w:u w:val="none"/>
               </w:rPr>
-              <w:t>NC-n</w:t>
-            </w:r>
-          </w:p>
-        </w:tc>
-        <w:tc>
-          <w:tcPr>
-            <w:tcW w:type="dxa" w:w="7824"/>
-          </w:tcPr>
-          <w:p>
-            <w:pPr>
-              <w:spacing w:line="240" w:lineRule="auto" w:after="0"/>
-              <w:ind w:firstLine="0"/>
-            </w:pPr>
-            <w:r>
-              <w:rPr>
-                <w:rFonts w:ascii="Times New Roman" w:hAnsi="Times New Roman" w:cs="Times New Roman" w:eastAsia="Times New Roman"/>
-                <w:b w:val="0"/>
-                <w:i w:val="0"/>
-                <w:sz w:val="28"/>
-                <w:u w:val="none"/>
-              </w:rPr>
-              <w:t>Non-Claim n (мәлімделмейтін тұжырым: диссертация әдейі айтпайтын пікір – нәтижелері оны айтқан деп оқылмауы үшін тіркелген)</w:t>
-            </w:r>
-          </w:p>
-        </w:tc>
-      </w:tr>
-      <w:tr>
-        <w:tc>
-          <w:tcPr>
-            <w:tcW w:type="dxa" w:w="1814"/>
-          </w:tcPr>
-          <w:p>
-            <w:pPr>
-              <w:spacing w:line="240" w:lineRule="auto" w:after="0"/>
-              <w:ind w:firstLine="0"/>
-            </w:pPr>
-            <w:r>
-              <w:rPr>
-                <w:rFonts w:ascii="Times New Roman" w:hAnsi="Times New Roman" w:cs="Times New Roman" w:eastAsia="Times New Roman"/>
-                <w:b w:val="0"/>
-                <w:i w:val="0"/>
-                <w:sz w:val="28"/>
-                <w:u w:val="none"/>
-              </w:rPr>
               <w:t>NPV</w:t>
             </w:r>
           </w:p>
@@ -3371,50 +3245,6 @@
                 <w:sz w:val="28"/>
                 <w:u w:val="none"/>
               </w:rPr>
-              <w:t>OD-n</w:t>
-            </w:r>
-          </w:p>
-        </w:tc>
-        <w:tc>
-          <w:tcPr>
-            <w:tcW w:type="dxa" w:w="7824"/>
-          </w:tcPr>
-          <w:p>
-            <w:pPr>
-              <w:spacing w:line="240" w:lineRule="auto" w:after="0"/>
-              <w:ind w:firstLine="0"/>
-            </w:pPr>
-            <w:r>
-              <w:rPr>
-                <w:rFonts w:ascii="Times New Roman" w:hAnsi="Times New Roman" w:cs="Times New Roman" w:eastAsia="Times New Roman"/>
-                <w:b w:val="0"/>
-                <w:i w:val="0"/>
-                <w:sz w:val="28"/>
-                <w:u w:val="none"/>
-              </w:rPr>
-              <w:t>Operational Definition n (операциялық анықтама: диссертация терминінің қалай өлшенетінін белгілейді; жоғарыдағы OD – көру дискісі – таңбасынан бөлек, ол ешқашан нөмірмен жазылмайды)</w:t>
-            </w:r>
-          </w:p>
-        </w:tc>
-      </w:tr>
-      <w:tr>
-        <w:tc>
-          <w:tcPr>
-            <w:tcW w:type="dxa" w:w="1814"/>
-          </w:tcPr>
-          <w:p>
-            <w:pPr>
-              <w:spacing w:line="240" w:lineRule="auto" w:after="0"/>
-              <w:ind w:firstLine="0"/>
-            </w:pPr>
-            <w:r>
-              <w:rPr>
-                <w:rFonts w:ascii="Times New Roman" w:hAnsi="Times New Roman" w:cs="Times New Roman" w:eastAsia="Times New Roman"/>
-                <w:b w:val="0"/>
-                <w:i w:val="0"/>
-                <w:sz w:val="28"/>
-                <w:u w:val="none"/>
-              </w:rPr>
               <w:t>ODIR-5K</w:t>
             </w:r>
           </w:p>
@@ -3481,50 +3311,6 @@
                 <w:u w:val="none"/>
               </w:rPr>
               <w:t>Picture Archiving and Communication System</w:t>
-            </w:r>
-          </w:p>
-        </w:tc>
-      </w:tr>
-      <w:tr>
-        <w:tc>
-          <w:tcPr>
-            <w:tcW w:type="dxa" w:w="1814"/>
-          </w:tcPr>
-          <w:p>
-            <w:pPr>
-              <w:spacing w:line="240" w:lineRule="auto" w:after="0"/>
-              <w:ind w:firstLine="0"/>
-            </w:pPr>
-            <w:r>
-              <w:rPr>
-                <w:rFonts w:ascii="Times New Roman" w:hAnsi="Times New Roman" w:cs="Times New Roman" w:eastAsia="Times New Roman"/>
-                <w:b w:val="0"/>
-                <w:i w:val="0"/>
-                <w:sz w:val="28"/>
-                <w:u w:val="none"/>
-              </w:rPr>
-              <w:t>PC-n</w:t>
-            </w:r>
-          </w:p>
-        </w:tc>
-        <w:tc>
-          <w:tcPr>
-            <w:tcW w:type="dxa" w:w="7824"/>
-          </w:tcPr>
-          <w:p>
-            <w:pPr>
-              <w:spacing w:line="240" w:lineRule="auto" w:after="0"/>
-              <w:ind w:firstLine="0"/>
-            </w:pPr>
-            <w:r>
-              <w:rPr>
-                <w:rFonts w:ascii="Times New Roman" w:hAnsi="Times New Roman" w:cs="Times New Roman" w:eastAsia="Times New Roman"/>
-                <w:b w:val="0"/>
-                <w:i w:val="0"/>
-                <w:sz w:val="28"/>
-                <w:u w:val="none"/>
-              </w:rPr>
-              <w:t>Primary Claim n (негізгі тұжырым: диссертация дәйегінің нөмірленген тұжырымы, әрқайсысы өз дәлелі мен бағаланған күшін алып жүреді)</w:t>
             </w:r>
           </w:p>
         </w:tc>
@@ -3767,50 +3553,6 @@
                 <w:sz w:val="28"/>
                 <w:u w:val="none"/>
               </w:rPr>
-              <w:t>SB-n</w:t>
-            </w:r>
-          </w:p>
-        </w:tc>
-        <w:tc>
-          <w:tcPr>
-            <w:tcW w:type="dxa" w:w="7824"/>
-          </w:tcPr>
-          <w:p>
-            <w:pPr>
-              <w:spacing w:line="240" w:lineRule="auto" w:after="0"/>
-              <w:ind w:firstLine="0"/>
-            </w:pPr>
-            <w:r>
-              <w:rPr>
-                <w:rFonts w:ascii="Times New Roman" w:hAnsi="Times New Roman" w:cs="Times New Roman" w:eastAsia="Times New Roman"/>
-                <w:b w:val="0"/>
-                <w:i w:val="0"/>
-                <w:sz w:val="28"/>
-                <w:u w:val="none"/>
-              </w:rPr>
-              <w:t>Scope Boundary n (қолданылу шекарасы: диссертация нені мәлімдемейтінін көрсететін тұжырым)</w:t>
-            </w:r>
-          </w:p>
-        </w:tc>
-      </w:tr>
-      <w:tr>
-        <w:tc>
-          <w:tcPr>
-            <w:tcW w:type="dxa" w:w="1814"/>
-          </w:tcPr>
-          <w:p>
-            <w:pPr>
-              <w:spacing w:line="240" w:lineRule="auto" w:after="0"/>
-              <w:ind w:firstLine="0"/>
-            </w:pPr>
-            <w:r>
-              <w:rPr>
-                <w:rFonts w:ascii="Times New Roman" w:hAnsi="Times New Roman" w:cs="Times New Roman" w:eastAsia="Times New Roman"/>
-                <w:b w:val="0"/>
-                <w:i w:val="0"/>
-                <w:sz w:val="28"/>
-                <w:u w:val="none"/>
-              </w:rPr>
               <w:t>SimCLR</w:t>
             </w:r>
           </w:p>
@@ -3833,50 +3575,6 @@
                 <w:u w:val="none"/>
               </w:rPr>
               <w:t>Simple framework for Contrastive Learning of Representations</w:t>
-            </w:r>
-          </w:p>
-        </w:tc>
-      </w:tr>
-      <w:tr>
-        <w:tc>
-          <w:tcPr>
-            <w:tcW w:type="dxa" w:w="1814"/>
-          </w:tcPr>
-          <w:p>
-            <w:pPr>
-              <w:spacing w:line="240" w:lineRule="auto" w:after="0"/>
-              <w:ind w:firstLine="0"/>
-            </w:pPr>
-            <w:r>
-              <w:rPr>
-                <w:rFonts w:ascii="Times New Roman" w:hAnsi="Times New Roman" w:cs="Times New Roman" w:eastAsia="Times New Roman"/>
-                <w:b w:val="0"/>
-                <w:i w:val="0"/>
-                <w:sz w:val="28"/>
-                <w:u w:val="none"/>
-              </w:rPr>
-              <w:t>SIR-n</w:t>
-            </w:r>
-          </w:p>
-        </w:tc>
-        <w:tc>
-          <w:tcPr>
-            <w:tcW w:type="dxa" w:w="7824"/>
-          </w:tcPr>
-          <w:p>
-            <w:pPr>
-              <w:spacing w:line="240" w:lineRule="auto" w:after="0"/>
-              <w:ind w:firstLine="0"/>
-            </w:pPr>
-            <w:r>
-              <w:rPr>
-                <w:rFonts w:ascii="Times New Roman" w:hAnsi="Times New Roman" w:cs="Times New Roman" w:eastAsia="Times New Roman"/>
-                <w:b w:val="0"/>
-                <w:i w:val="0"/>
-                <w:sz w:val="28"/>
-                <w:u w:val="none"/>
-              </w:rPr>
-              <w:t>Source Interpretation Rule n (дереккөзді талқылау ережесі: дәйексөз алынған дереккөзге нені таңуға болатынын шектейді)</w:t>
             </w:r>
           </w:p>
         </w:tc>
@@ -4797,7 +4495,7 @@
           <w:sz w:val="28"/>
           <w:u w:val="none"/>
         </w:rPr>
-        <w:t xml:space="preserve"> – Эксперимент 1-дің (H-1) біріктірілген басқарылатын факторы, мұнда толық конвейер тармағы baseline-нан preprocessing өсі (сегіз кезеңді конвейер vs. созып-масштабтау + ImageNet) және pretraining өсі (офтальмологияға бейімделген SSL vs. ImageNet) бойынша бірге ерекшеленеді.</w:t>
+        <w:t xml:space="preserve"> – Эксперимент 1-дің біріктірілген басқарылатын факторы, мұнда толық конвейер тармағы baseline-нан preprocessing өсі (сегіз кезеңді конвейер vs. созып-масштабтау + ImageNet) және pretraining өсі (офтальмологияға бейімделген SSL vs. ImageNet) бойынша бірге ерекшеленеді.</w:t>
       </w:r>
     </w:p>
     <w:p>
@@ -5151,7 +4849,7 @@
           <w:sz w:val="28"/>
           <w:u w:val="none"/>
         </w:rPr>
-        <w:t>Интеграцияланған конвейер үстемдігі (H-1)</w:t>
+        <w:t>Интеграцияланған конвейер үстемдігі</w:t>
       </w:r>
       <w:r>
         <w:rPr>
@@ -5291,7 +4989,7 @@
           <w:sz w:val="28"/>
           <w:u w:val="none"/>
         </w:rPr>
-        <w:t xml:space="preserve"> – алдын ала оқытылған желі салмақтарын fundus-кескін доменіне қайта пайдалану және бейімдеу; H-1 бойынша инициализация көзі тармаққа бағынады (baseline үшін ImageNet, толық конвейер үшін офтальмологияға бейімделген SSL).</w:t>
+        <w:t xml:space="preserve"> – алдын ала оқытылған желі салмақтарын fundus-кескін доменіне қайта пайдалану және бейімдеу; Эксперимент 1 бойынша инициализация көзі тармаққа бағынады (baseline үшін ImageNet, толық конвейер үшін офтальмологияға бейімделген SSL).</w:t>
       </w:r>
     </w:p>
     <w:p>

--- a/defense/docs/front_matter/FRONT_MATTER_KZ_GOST_2026-08-23.docx
+++ b/defense/docs/front_matter/FRONT_MATTER_KZ_GOST_2026-08-23.docx
@@ -147,7 +147,7 @@
           <w:sz w:val="32"/>
           <w:u w:val="none"/>
         </w:rPr>
-        <w:t>Компьютерлік өңдеу жүйесі және көз түбі деректерін талдаумен диабеттік ретинопатияны емдеу кезіндегі лазерлік коагуляцияны қолдау</w:t>
+        <w:t>Оптикалық когерентті томографиялық кескіндерді пайдалана отырып, тереңдетіп оқыту негізінде көз торының ауруларын автоматты түрде анықтаудың ақпараттық жүйесі</w:t>
       </w:r>
     </w:p>
     <w:p>
